--- a/output/tables/COAD/COAD_km_summary.docx
+++ b/output/tables/COAD/COAD_km_summary.docx
@@ -35,7 +35,7 @@
         <w:tblLook w:firstRow="1" w:lastRow="0" w:firstColumn="0" w:lastColumn="0" w:noHBand="0" w:noVBand="1"/>
       </w:tblPr>
       <w:tblGrid>
-        <w:gridCol w:w="1041"/>
+        <w:gridCol w:w="1371"/>
         <w:gridCol w:w="921"/>
         <w:gridCol w:w="681"/>
         <w:gridCol w:w="931"/>
@@ -7066,6 +7066,786 @@
       </w:tr>
       <w:tr>
         <w:trPr>
+          <w:trHeight w:val="560" w:hRule="auto"/>
+        </w:trPr>
+        <w:tc>
+          <w:tcPr>
+            <w:tcBorders>
+              <w:bottom w:val="none" w:sz="0" w:space="0" w:color="000000"/>
+              <w:top w:val="none" w:sz="0" w:space="0" w:color="000000"/>
+              <w:left w:val="none" w:sz="0" w:space="0" w:color="000000"/>
+              <w:right w:val="none" w:sz="0" w:space="0" w:color="000000"/>
+            </w:tcBorders>
+            <w:shd w:val="clear" w:color="auto" w:fill="FFFFFF"/>
+            <w:tcMar>
+              <w:top w:w="0" w:type="dxa"/>
+              <w:bottom w:w="0" w:type="dxa"/>
+              <w:left w:w="0" w:type="dxa"/>
+              <w:right w:w="0" w:type="dxa"/>
+            </w:tcMar>
+            <w:vAlign w:val="center"/>
+          </w:tcPr>
+          <w:p>
+            <w:pPr>
+              <w:pStyle w:val="Normal"/>
+              <w:jc w:val="left"/>
+              <w:pBdr>
+                <w:bottom w:val="none" w:sz="0" w:space="0" w:color="000000"/>
+                <w:top w:val="none" w:sz="0" w:space="0" w:color="000000"/>
+                <w:left w:val="none" w:sz="0" w:space="0" w:color="000000"/>
+                <w:right w:val="none" w:sz="0" w:space="0" w:color="000000"/>
+              </w:pBdr>
+              <w:spacing w:after="100" w:before="100" w:line="240"/>
+              <w:ind w:left="100" w:right="100" w:firstLine="0" w:firstLineChars="0"/>
+              <w:rPr>
+                <w:rFonts w:ascii="Times New Roman" w:hAnsi="Times New Roman" w:eastAsia="Times New Roman" w:cs="Times New Roman"/>
+                <w:i w:val="false"/>
+                <w:b w:val="false"/>
+                <w:u w:val="none"/>
+                <w:strike w:val="false"/>
+                <w:sz w:val="18"/>
+                <w:szCs w:val="18"/>
+                <w:color w:val="000000"/>
+              </w:rPr>
+            </w:pPr>
+            <w:r>
+              <w:rPr>
+                <w:rFonts w:ascii="Times New Roman" w:hAnsi="Times New Roman" w:eastAsia="Times New Roman" w:cs="Times New Roman"/>
+                <w:i w:val="false"/>
+                <w:b w:val="false"/>
+                <w:u w:val="none"/>
+                <w:strike w:val="false"/>
+                <w:sz w:val="18"/>
+                <w:szCs w:val="18"/>
+                <w:color w:val="000000"/>
+              </w:rPr>
+              <w:t xml:space="preserve">MS4A1</w:t>
+            </w:r>
+          </w:p>
+        </w:tc>
+        <w:tc>
+          <w:tcPr>
+            <w:tcBorders>
+              <w:bottom w:val="none" w:sz="0" w:space="0" w:color="000000"/>
+              <w:top w:val="none" w:sz="0" w:space="0" w:color="000000"/>
+              <w:left w:val="none" w:sz="0" w:space="0" w:color="000000"/>
+              <w:right w:val="none" w:sz="0" w:space="0" w:color="000000"/>
+            </w:tcBorders>
+            <w:shd w:val="clear" w:color="auto" w:fill="FFFFFF"/>
+            <w:tcMar>
+              <w:top w:w="0" w:type="dxa"/>
+              <w:bottom w:w="0" w:type="dxa"/>
+              <w:left w:w="0" w:type="dxa"/>
+              <w:right w:w="0" w:type="dxa"/>
+            </w:tcMar>
+            <w:vAlign w:val="center"/>
+          </w:tcPr>
+          <w:p>
+            <w:pPr>
+              <w:pStyle w:val="Normal"/>
+              <w:jc w:val="left"/>
+              <w:pBdr>
+                <w:bottom w:val="none" w:sz="0" w:space="0" w:color="000000"/>
+                <w:top w:val="none" w:sz="0" w:space="0" w:color="000000"/>
+                <w:left w:val="none" w:sz="0" w:space="0" w:color="000000"/>
+                <w:right w:val="none" w:sz="0" w:space="0" w:color="000000"/>
+              </w:pBdr>
+              <w:spacing w:after="100" w:before="100" w:line="240"/>
+              <w:ind w:left="100" w:right="100" w:firstLine="0" w:firstLineChars="0"/>
+              <w:rPr>
+                <w:rFonts w:ascii="Times New Roman" w:hAnsi="Times New Roman" w:eastAsia="Times New Roman" w:cs="Times New Roman"/>
+                <w:i w:val="false"/>
+                <w:b w:val="false"/>
+                <w:u w:val="none"/>
+                <w:strike w:val="false"/>
+                <w:sz w:val="18"/>
+                <w:szCs w:val="18"/>
+                <w:color w:val="000000"/>
+              </w:rPr>
+            </w:pPr>
+            <w:r>
+              <w:rPr>
+                <w:rFonts w:ascii="Times New Roman" w:hAnsi="Times New Roman" w:eastAsia="Times New Roman" w:cs="Times New Roman"/>
+                <w:i w:val="false"/>
+                <w:b w:val="false"/>
+                <w:u w:val="none"/>
+                <w:strike w:val="false"/>
+                <w:sz w:val="18"/>
+                <w:szCs w:val="18"/>
+                <w:color w:val="000000"/>
+              </w:rPr>
+              <w:t xml:space="preserve">High</w:t>
+            </w:r>
+          </w:p>
+        </w:tc>
+        <w:tc>
+          <w:tcPr>
+            <w:tcBorders>
+              <w:bottom w:val="none" w:sz="0" w:space="0" w:color="000000"/>
+              <w:top w:val="none" w:sz="0" w:space="0" w:color="000000"/>
+              <w:left w:val="none" w:sz="0" w:space="0" w:color="000000"/>
+              <w:right w:val="none" w:sz="0" w:space="0" w:color="000000"/>
+            </w:tcBorders>
+            <w:shd w:val="clear" w:color="auto" w:fill="FFFFFF"/>
+            <w:tcMar>
+              <w:top w:w="0" w:type="dxa"/>
+              <w:bottom w:w="0" w:type="dxa"/>
+              <w:left w:w="0" w:type="dxa"/>
+              <w:right w:w="0" w:type="dxa"/>
+            </w:tcMar>
+            <w:vAlign w:val="center"/>
+          </w:tcPr>
+          <w:p>
+            <w:pPr>
+              <w:pStyle w:val="Normal"/>
+              <w:jc w:val="right"/>
+              <w:pBdr>
+                <w:bottom w:val="none" w:sz="0" w:space="0" w:color="000000"/>
+                <w:top w:val="none" w:sz="0" w:space="0" w:color="000000"/>
+                <w:left w:val="none" w:sz="0" w:space="0" w:color="000000"/>
+                <w:right w:val="none" w:sz="0" w:space="0" w:color="000000"/>
+              </w:pBdr>
+              <w:spacing w:after="100" w:before="100" w:line="240"/>
+              <w:ind w:left="100" w:right="100" w:firstLine="0" w:firstLineChars="0"/>
+              <w:rPr>
+                <w:rFonts w:ascii="Times New Roman" w:hAnsi="Times New Roman" w:eastAsia="Times New Roman" w:cs="Times New Roman"/>
+                <w:i w:val="false"/>
+                <w:b w:val="false"/>
+                <w:u w:val="none"/>
+                <w:strike w:val="false"/>
+                <w:sz w:val="18"/>
+                <w:szCs w:val="18"/>
+                <w:color w:val="000000"/>
+              </w:rPr>
+            </w:pPr>
+            <w:r>
+              <w:rPr>
+                <w:rFonts w:ascii="Times New Roman" w:hAnsi="Times New Roman" w:eastAsia="Times New Roman" w:cs="Times New Roman"/>
+                <w:i w:val="false"/>
+                <w:b w:val="false"/>
+                <w:u w:val="none"/>
+                <w:strike w:val="false"/>
+                <w:sz w:val="18"/>
+                <w:szCs w:val="18"/>
+                <w:color w:val="000000"/>
+              </w:rPr>
+              <w:t xml:space="preserve">220</w:t>
+            </w:r>
+          </w:p>
+        </w:tc>
+        <w:tc>
+          <w:tcPr>
+            <w:tcBorders>
+              <w:bottom w:val="none" w:sz="0" w:space="0" w:color="000000"/>
+              <w:top w:val="none" w:sz="0" w:space="0" w:color="000000"/>
+              <w:left w:val="none" w:sz="0" w:space="0" w:color="000000"/>
+              <w:right w:val="none" w:sz="0" w:space="0" w:color="000000"/>
+            </w:tcBorders>
+            <w:shd w:val="clear" w:color="auto" w:fill="FFFFFF"/>
+            <w:tcMar>
+              <w:top w:w="0" w:type="dxa"/>
+              <w:bottom w:w="0" w:type="dxa"/>
+              <w:left w:w="0" w:type="dxa"/>
+              <w:right w:w="0" w:type="dxa"/>
+            </w:tcMar>
+            <w:vAlign w:val="center"/>
+          </w:tcPr>
+          <w:p>
+            <w:pPr>
+              <w:pStyle w:val="Normal"/>
+              <w:jc w:val="right"/>
+              <w:pBdr>
+                <w:bottom w:val="none" w:sz="0" w:space="0" w:color="000000"/>
+                <w:top w:val="none" w:sz="0" w:space="0" w:color="000000"/>
+                <w:left w:val="none" w:sz="0" w:space="0" w:color="000000"/>
+                <w:right w:val="none" w:sz="0" w:space="0" w:color="000000"/>
+              </w:pBdr>
+              <w:spacing w:after="100" w:before="100" w:line="240"/>
+              <w:ind w:left="100" w:right="100" w:firstLine="0" w:firstLineChars="0"/>
+              <w:rPr>
+                <w:rFonts w:ascii="Times New Roman" w:hAnsi="Times New Roman" w:eastAsia="Times New Roman" w:cs="Times New Roman"/>
+                <w:i w:val="false"/>
+                <w:b w:val="false"/>
+                <w:u w:val="none"/>
+                <w:strike w:val="false"/>
+                <w:sz w:val="18"/>
+                <w:szCs w:val="18"/>
+                <w:color w:val="000000"/>
+              </w:rPr>
+            </w:pPr>
+            <w:r>
+              <w:rPr>
+                <w:rFonts w:ascii="Times New Roman" w:hAnsi="Times New Roman" w:eastAsia="Times New Roman" w:cs="Times New Roman"/>
+                <w:i w:val="false"/>
+                <w:b w:val="false"/>
+                <w:u w:val="none"/>
+                <w:strike w:val="false"/>
+                <w:sz w:val="18"/>
+                <w:szCs w:val="18"/>
+                <w:color w:val="000000"/>
+              </w:rPr>
+              <w:t xml:space="preserve">34</w:t>
+            </w:r>
+          </w:p>
+        </w:tc>
+        <w:tc>
+          <w:tcPr>
+            <w:tcBorders>
+              <w:bottom w:val="none" w:sz="0" w:space="0" w:color="000000"/>
+              <w:top w:val="none" w:sz="0" w:space="0" w:color="000000"/>
+              <w:left w:val="none" w:sz="0" w:space="0" w:color="000000"/>
+              <w:right w:val="none" w:sz="0" w:space="0" w:color="000000"/>
+            </w:tcBorders>
+            <w:shd w:val="clear" w:color="auto" w:fill="FFFFFF"/>
+            <w:tcMar>
+              <w:top w:w="0" w:type="dxa"/>
+              <w:bottom w:w="0" w:type="dxa"/>
+              <w:left w:w="0" w:type="dxa"/>
+              <w:right w:w="0" w:type="dxa"/>
+            </w:tcMar>
+            <w:vAlign w:val="center"/>
+          </w:tcPr>
+          <w:p>
+            <w:pPr>
+              <w:pStyle w:val="Normal"/>
+              <w:jc w:val="left"/>
+              <w:pBdr>
+                <w:bottom w:val="none" w:sz="0" w:space="0" w:color="000000"/>
+                <w:top w:val="none" w:sz="0" w:space="0" w:color="000000"/>
+                <w:left w:val="none" w:sz="0" w:space="0" w:color="000000"/>
+                <w:right w:val="none" w:sz="0" w:space="0" w:color="000000"/>
+              </w:pBdr>
+              <w:spacing w:after="100" w:before="100" w:line="240"/>
+              <w:ind w:left="100" w:right="100" w:firstLine="0" w:firstLineChars="0"/>
+              <w:rPr>
+                <w:rFonts w:ascii="Times New Roman" w:hAnsi="Times New Roman" w:eastAsia="Times New Roman" w:cs="Times New Roman"/>
+                <w:i w:val="false"/>
+                <w:b w:val="false"/>
+                <w:u w:val="none"/>
+                <w:strike w:val="false"/>
+                <w:sz w:val="18"/>
+                <w:szCs w:val="18"/>
+                <w:color w:val="000000"/>
+              </w:rPr>
+            </w:pPr>
+            <w:r>
+              <w:rPr>
+                <w:rFonts w:ascii="Times New Roman" w:hAnsi="Times New Roman" w:eastAsia="Times New Roman" w:cs="Times New Roman"/>
+                <w:i w:val="false"/>
+                <w:b w:val="false"/>
+                <w:u w:val="none"/>
+                <w:strike w:val="false"/>
+                <w:sz w:val="18"/>
+                <w:szCs w:val="18"/>
+                <w:color w:val="000000"/>
+              </w:rPr>
+              <w:t xml:space="preserve">99.9 (99.9–NR)</w:t>
+            </w:r>
+          </w:p>
+        </w:tc>
+        <w:tc>
+          <w:tcPr>
+            <w:tcBorders>
+              <w:bottom w:val="none" w:sz="0" w:space="0" w:color="000000"/>
+              <w:top w:val="none" w:sz="0" w:space="0" w:color="000000"/>
+              <w:left w:val="none" w:sz="0" w:space="0" w:color="000000"/>
+              <w:right w:val="none" w:sz="0" w:space="0" w:color="000000"/>
+            </w:tcBorders>
+            <w:shd w:val="clear" w:color="auto" w:fill="FFFFFF"/>
+            <w:tcMar>
+              <w:top w:w="0" w:type="dxa"/>
+              <w:bottom w:w="0" w:type="dxa"/>
+              <w:left w:w="0" w:type="dxa"/>
+              <w:right w:w="0" w:type="dxa"/>
+            </w:tcMar>
+            <w:vAlign w:val="center"/>
+          </w:tcPr>
+          <w:p>
+            <w:pPr>
+              <w:pStyle w:val="Normal"/>
+              <w:jc w:val="left"/>
+              <w:pBdr>
+                <w:bottom w:val="none" w:sz="0" w:space="0" w:color="000000"/>
+                <w:top w:val="none" w:sz="0" w:space="0" w:color="000000"/>
+                <w:left w:val="none" w:sz="0" w:space="0" w:color="000000"/>
+                <w:right w:val="none" w:sz="0" w:space="0" w:color="000000"/>
+              </w:pBdr>
+              <w:spacing w:after="100" w:before="100" w:line="240"/>
+              <w:ind w:left="100" w:right="100" w:firstLine="0" w:firstLineChars="0"/>
+              <w:rPr>
+                <w:rFonts w:ascii="Times New Roman" w:hAnsi="Times New Roman" w:eastAsia="Times New Roman" w:cs="Times New Roman"/>
+                <w:i w:val="false"/>
+                <w:b w:val="false"/>
+                <w:u w:val="none"/>
+                <w:strike w:val="false"/>
+                <w:sz w:val="18"/>
+                <w:szCs w:val="18"/>
+                <w:color w:val="000000"/>
+              </w:rPr>
+            </w:pPr>
+            <w:r>
+              <w:rPr>
+                <w:rFonts w:ascii="Times New Roman" w:hAnsi="Times New Roman" w:eastAsia="Times New Roman" w:cs="Times New Roman"/>
+                <w:i w:val="false"/>
+                <w:b w:val="false"/>
+                <w:u w:val="none"/>
+                <w:strike w:val="false"/>
+                <w:sz w:val="18"/>
+                <w:szCs w:val="18"/>
+                <w:color w:val="000000"/>
+              </w:rPr>
+              <w:t xml:space="preserve">81.0% (74.2–88.6)</w:t>
+            </w:r>
+          </w:p>
+        </w:tc>
+        <w:tc>
+          <w:tcPr>
+            <w:tcBorders>
+              <w:bottom w:val="none" w:sz="0" w:space="0" w:color="000000"/>
+              <w:top w:val="none" w:sz="0" w:space="0" w:color="000000"/>
+              <w:left w:val="none" w:sz="0" w:space="0" w:color="000000"/>
+              <w:right w:val="none" w:sz="0" w:space="0" w:color="000000"/>
+            </w:tcBorders>
+            <w:shd w:val="clear" w:color="auto" w:fill="FFFFFF"/>
+            <w:tcMar>
+              <w:top w:w="0" w:type="dxa"/>
+              <w:bottom w:w="0" w:type="dxa"/>
+              <w:left w:w="0" w:type="dxa"/>
+              <w:right w:w="0" w:type="dxa"/>
+            </w:tcMar>
+            <w:vAlign w:val="center"/>
+          </w:tcPr>
+          <w:p>
+            <w:pPr>
+              <w:pStyle w:val="Normal"/>
+              <w:jc w:val="left"/>
+              <w:pBdr>
+                <w:bottom w:val="none" w:sz="0" w:space="0" w:color="000000"/>
+                <w:top w:val="none" w:sz="0" w:space="0" w:color="000000"/>
+                <w:left w:val="none" w:sz="0" w:space="0" w:color="000000"/>
+                <w:right w:val="none" w:sz="0" w:space="0" w:color="000000"/>
+              </w:pBdr>
+              <w:spacing w:after="100" w:before="100" w:line="240"/>
+              <w:ind w:left="100" w:right="100" w:firstLine="0" w:firstLineChars="0"/>
+              <w:rPr>
+                <w:rFonts w:ascii="Times New Roman" w:hAnsi="Times New Roman" w:eastAsia="Times New Roman" w:cs="Times New Roman"/>
+                <w:i w:val="false"/>
+                <w:b w:val="false"/>
+                <w:u w:val="none"/>
+                <w:strike w:val="false"/>
+                <w:sz w:val="18"/>
+                <w:szCs w:val="18"/>
+                <w:color w:val="000000"/>
+              </w:rPr>
+            </w:pPr>
+            <w:r>
+              <w:rPr>
+                <w:rFonts w:ascii="Times New Roman" w:hAnsi="Times New Roman" w:eastAsia="Times New Roman" w:cs="Times New Roman"/>
+                <w:i w:val="false"/>
+                <w:b w:val="false"/>
+                <w:u w:val="none"/>
+                <w:strike w:val="false"/>
+                <w:sz w:val="18"/>
+                <w:szCs w:val="18"/>
+                <w:color w:val="000000"/>
+              </w:rPr>
+              <w:t xml:space="preserve">73.4% (63.3–85.1)</w:t>
+            </w:r>
+          </w:p>
+        </w:tc>
+      </w:tr>
+      <w:tr>
+        <w:trPr>
+          <w:trHeight w:val="560" w:hRule="auto"/>
+        </w:trPr>
+        <w:tc>
+          <w:tcPr>
+            <w:tcBorders>
+              <w:bottom w:val="none" w:sz="0" w:space="0" w:color="000000"/>
+              <w:top w:val="none" w:sz="0" w:space="0" w:color="000000"/>
+              <w:left w:val="none" w:sz="0" w:space="0" w:color="000000"/>
+              <w:right w:val="none" w:sz="0" w:space="0" w:color="000000"/>
+            </w:tcBorders>
+            <w:shd w:val="clear" w:color="auto" w:fill="FFFFFF"/>
+            <w:tcMar>
+              <w:top w:w="0" w:type="dxa"/>
+              <w:bottom w:w="0" w:type="dxa"/>
+              <w:left w:w="0" w:type="dxa"/>
+              <w:right w:w="0" w:type="dxa"/>
+            </w:tcMar>
+            <w:vAlign w:val="center"/>
+          </w:tcPr>
+          <w:p>
+            <w:pPr>
+              <w:pStyle w:val="Normal"/>
+              <w:jc w:val="left"/>
+              <w:pBdr>
+                <w:bottom w:val="none" w:sz="0" w:space="0" w:color="000000"/>
+                <w:top w:val="none" w:sz="0" w:space="0" w:color="000000"/>
+                <w:left w:val="none" w:sz="0" w:space="0" w:color="000000"/>
+                <w:right w:val="none" w:sz="0" w:space="0" w:color="000000"/>
+              </w:pBdr>
+              <w:spacing w:after="100" w:before="100" w:line="240"/>
+              <w:ind w:left="100" w:right="100" w:firstLine="0" w:firstLineChars="0"/>
+              <w:rPr>
+                <w:rFonts w:ascii="Times New Roman" w:hAnsi="Times New Roman" w:eastAsia="Times New Roman" w:cs="Times New Roman"/>
+                <w:i w:val="false"/>
+                <w:b w:val="false"/>
+                <w:u w:val="none"/>
+                <w:strike w:val="false"/>
+                <w:sz w:val="18"/>
+                <w:szCs w:val="18"/>
+                <w:color w:val="000000"/>
+              </w:rPr>
+            </w:pPr>
+            <w:r>
+              <w:rPr>
+                <w:rFonts w:ascii="Times New Roman" w:hAnsi="Times New Roman" w:eastAsia="Times New Roman" w:cs="Times New Roman"/>
+                <w:i w:val="false"/>
+                <w:b w:val="false"/>
+                <w:u w:val="none"/>
+                <w:strike w:val="false"/>
+                <w:sz w:val="18"/>
+                <w:szCs w:val="18"/>
+                <w:color w:val="000000"/>
+              </w:rPr>
+              <w:t xml:space="preserve">HIST1H2AC</w:t>
+            </w:r>
+          </w:p>
+        </w:tc>
+        <w:tc>
+          <w:tcPr>
+            <w:tcBorders>
+              <w:bottom w:val="none" w:sz="0" w:space="0" w:color="000000"/>
+              <w:top w:val="none" w:sz="0" w:space="0" w:color="000000"/>
+              <w:left w:val="none" w:sz="0" w:space="0" w:color="000000"/>
+              <w:right w:val="none" w:sz="0" w:space="0" w:color="000000"/>
+            </w:tcBorders>
+            <w:shd w:val="clear" w:color="auto" w:fill="FFFFFF"/>
+            <w:tcMar>
+              <w:top w:w="0" w:type="dxa"/>
+              <w:bottom w:w="0" w:type="dxa"/>
+              <w:left w:w="0" w:type="dxa"/>
+              <w:right w:w="0" w:type="dxa"/>
+            </w:tcMar>
+            <w:vAlign w:val="center"/>
+          </w:tcPr>
+          <w:p>
+            <w:pPr>
+              <w:pStyle w:val="Normal"/>
+              <w:jc w:val="left"/>
+              <w:pBdr>
+                <w:bottom w:val="none" w:sz="0" w:space="0" w:color="000000"/>
+                <w:top w:val="none" w:sz="0" w:space="0" w:color="000000"/>
+                <w:left w:val="none" w:sz="0" w:space="0" w:color="000000"/>
+                <w:right w:val="none" w:sz="0" w:space="0" w:color="000000"/>
+              </w:pBdr>
+              <w:spacing w:after="100" w:before="100" w:line="240"/>
+              <w:ind w:left="100" w:right="100" w:firstLine="0" w:firstLineChars="0"/>
+              <w:rPr>
+                <w:rFonts w:ascii="Times New Roman" w:hAnsi="Times New Roman" w:eastAsia="Times New Roman" w:cs="Times New Roman"/>
+                <w:i w:val="false"/>
+                <w:b w:val="false"/>
+                <w:u w:val="none"/>
+                <w:strike w:val="false"/>
+                <w:sz w:val="18"/>
+                <w:szCs w:val="18"/>
+                <w:color w:val="000000"/>
+              </w:rPr>
+            </w:pPr>
+            <w:r>
+              <w:rPr>
+                <w:rFonts w:ascii="Times New Roman" w:hAnsi="Times New Roman" w:eastAsia="Times New Roman" w:cs="Times New Roman"/>
+                <w:i w:val="false"/>
+                <w:b w:val="false"/>
+                <w:u w:val="none"/>
+                <w:strike w:val="false"/>
+                <w:sz w:val="18"/>
+                <w:szCs w:val="18"/>
+                <w:color w:val="000000"/>
+              </w:rPr>
+              <w:t xml:space="preserve">Low</w:t>
+            </w:r>
+          </w:p>
+        </w:tc>
+        <w:tc>
+          <w:tcPr>
+            <w:tcBorders>
+              <w:bottom w:val="none" w:sz="0" w:space="0" w:color="000000"/>
+              <w:top w:val="none" w:sz="0" w:space="0" w:color="000000"/>
+              <w:left w:val="none" w:sz="0" w:space="0" w:color="000000"/>
+              <w:right w:val="none" w:sz="0" w:space="0" w:color="000000"/>
+            </w:tcBorders>
+            <w:shd w:val="clear" w:color="auto" w:fill="FFFFFF"/>
+            <w:tcMar>
+              <w:top w:w="0" w:type="dxa"/>
+              <w:bottom w:w="0" w:type="dxa"/>
+              <w:left w:w="0" w:type="dxa"/>
+              <w:right w:w="0" w:type="dxa"/>
+            </w:tcMar>
+            <w:vAlign w:val="center"/>
+          </w:tcPr>
+          <w:p>
+            <w:pPr>
+              <w:pStyle w:val="Normal"/>
+              <w:jc w:val="right"/>
+              <w:pBdr>
+                <w:bottom w:val="none" w:sz="0" w:space="0" w:color="000000"/>
+                <w:top w:val="none" w:sz="0" w:space="0" w:color="000000"/>
+                <w:left w:val="none" w:sz="0" w:space="0" w:color="000000"/>
+                <w:right w:val="none" w:sz="0" w:space="0" w:color="000000"/>
+              </w:pBdr>
+              <w:spacing w:after="100" w:before="100" w:line="240"/>
+              <w:ind w:left="100" w:right="100" w:firstLine="0" w:firstLineChars="0"/>
+              <w:rPr>
+                <w:rFonts w:ascii="Times New Roman" w:hAnsi="Times New Roman" w:eastAsia="Times New Roman" w:cs="Times New Roman"/>
+                <w:i w:val="false"/>
+                <w:b w:val="false"/>
+                <w:u w:val="none"/>
+                <w:strike w:val="false"/>
+                <w:sz w:val="18"/>
+                <w:szCs w:val="18"/>
+                <w:color w:val="000000"/>
+              </w:rPr>
+            </w:pPr>
+            <w:r>
+              <w:rPr>
+                <w:rFonts w:ascii="Times New Roman" w:hAnsi="Times New Roman" w:eastAsia="Times New Roman" w:cs="Times New Roman"/>
+                <w:i w:val="false"/>
+                <w:b w:val="false"/>
+                <w:u w:val="none"/>
+                <w:strike w:val="false"/>
+                <w:sz w:val="18"/>
+                <w:szCs w:val="18"/>
+                <w:color w:val="000000"/>
+              </w:rPr>
+              <w:t xml:space="preserve">219</w:t>
+            </w:r>
+          </w:p>
+        </w:tc>
+        <w:tc>
+          <w:tcPr>
+            <w:tcBorders>
+              <w:bottom w:val="none" w:sz="0" w:space="0" w:color="000000"/>
+              <w:top w:val="none" w:sz="0" w:space="0" w:color="000000"/>
+              <w:left w:val="none" w:sz="0" w:space="0" w:color="000000"/>
+              <w:right w:val="none" w:sz="0" w:space="0" w:color="000000"/>
+            </w:tcBorders>
+            <w:shd w:val="clear" w:color="auto" w:fill="FFFFFF"/>
+            <w:tcMar>
+              <w:top w:w="0" w:type="dxa"/>
+              <w:bottom w:w="0" w:type="dxa"/>
+              <w:left w:w="0" w:type="dxa"/>
+              <w:right w:w="0" w:type="dxa"/>
+            </w:tcMar>
+            <w:vAlign w:val="center"/>
+          </w:tcPr>
+          <w:p>
+            <w:pPr>
+              <w:pStyle w:val="Normal"/>
+              <w:jc w:val="right"/>
+              <w:pBdr>
+                <w:bottom w:val="none" w:sz="0" w:space="0" w:color="000000"/>
+                <w:top w:val="none" w:sz="0" w:space="0" w:color="000000"/>
+                <w:left w:val="none" w:sz="0" w:space="0" w:color="000000"/>
+                <w:right w:val="none" w:sz="0" w:space="0" w:color="000000"/>
+              </w:pBdr>
+              <w:spacing w:after="100" w:before="100" w:line="240"/>
+              <w:ind w:left="100" w:right="100" w:firstLine="0" w:firstLineChars="0"/>
+              <w:rPr>
+                <w:rFonts w:ascii="Times New Roman" w:hAnsi="Times New Roman" w:eastAsia="Times New Roman" w:cs="Times New Roman"/>
+                <w:i w:val="false"/>
+                <w:b w:val="false"/>
+                <w:u w:val="none"/>
+                <w:strike w:val="false"/>
+                <w:sz w:val="18"/>
+                <w:szCs w:val="18"/>
+                <w:color w:val="000000"/>
+              </w:rPr>
+            </w:pPr>
+            <w:r>
+              <w:rPr>
+                <w:rFonts w:ascii="Times New Roman" w:hAnsi="Times New Roman" w:eastAsia="Times New Roman" w:cs="Times New Roman"/>
+                <w:i w:val="false"/>
+                <w:b w:val="false"/>
+                <w:u w:val="none"/>
+                <w:strike w:val="false"/>
+                <w:sz w:val="18"/>
+                <w:szCs w:val="18"/>
+                <w:color w:val="000000"/>
+              </w:rPr>
+              <w:t xml:space="preserve">38</w:t>
+            </w:r>
+          </w:p>
+        </w:tc>
+        <w:tc>
+          <w:tcPr>
+            <w:tcBorders>
+              <w:bottom w:val="none" w:sz="0" w:space="0" w:color="000000"/>
+              <w:top w:val="none" w:sz="0" w:space="0" w:color="000000"/>
+              <w:left w:val="none" w:sz="0" w:space="0" w:color="000000"/>
+              <w:right w:val="none" w:sz="0" w:space="0" w:color="000000"/>
+            </w:tcBorders>
+            <w:shd w:val="clear" w:color="auto" w:fill="FFFFFF"/>
+            <w:tcMar>
+              <w:top w:w="0" w:type="dxa"/>
+              <w:bottom w:w="0" w:type="dxa"/>
+              <w:left w:w="0" w:type="dxa"/>
+              <w:right w:w="0" w:type="dxa"/>
+            </w:tcMar>
+            <w:vAlign w:val="center"/>
+          </w:tcPr>
+          <w:p>
+            <w:pPr>
+              <w:pStyle w:val="Normal"/>
+              <w:jc w:val="left"/>
+              <w:pBdr>
+                <w:bottom w:val="none" w:sz="0" w:space="0" w:color="000000"/>
+                <w:top w:val="none" w:sz="0" w:space="0" w:color="000000"/>
+                <w:left w:val="none" w:sz="0" w:space="0" w:color="000000"/>
+                <w:right w:val="none" w:sz="0" w:space="0" w:color="000000"/>
+              </w:pBdr>
+              <w:spacing w:after="100" w:before="100" w:line="240"/>
+              <w:ind w:left="100" w:right="100" w:firstLine="0" w:firstLineChars="0"/>
+              <w:rPr>
+                <w:rFonts w:ascii="Times New Roman" w:hAnsi="Times New Roman" w:eastAsia="Times New Roman" w:cs="Times New Roman"/>
+                <w:i w:val="false"/>
+                <w:b w:val="false"/>
+                <w:u w:val="none"/>
+                <w:strike w:val="false"/>
+                <w:sz w:val="18"/>
+                <w:szCs w:val="18"/>
+                <w:color w:val="000000"/>
+              </w:rPr>
+            </w:pPr>
+            <w:r>
+              <w:rPr>
+                <w:rFonts w:ascii="Times New Roman" w:hAnsi="Times New Roman" w:eastAsia="Times New Roman" w:cs="Times New Roman"/>
+                <w:i w:val="false"/>
+                <w:b w:val="false"/>
+                <w:u w:val="none"/>
+                <w:strike w:val="false"/>
+                <w:sz w:val="18"/>
+                <w:szCs w:val="18"/>
+                <w:color w:val="000000"/>
+              </w:rPr>
+              <w:t xml:space="preserve">99.9 (67.2–NR)</w:t>
+            </w:r>
+          </w:p>
+        </w:tc>
+        <w:tc>
+          <w:tcPr>
+            <w:tcBorders>
+              <w:bottom w:val="none" w:sz="0" w:space="0" w:color="000000"/>
+              <w:top w:val="none" w:sz="0" w:space="0" w:color="000000"/>
+              <w:left w:val="none" w:sz="0" w:space="0" w:color="000000"/>
+              <w:right w:val="none" w:sz="0" w:space="0" w:color="000000"/>
+            </w:tcBorders>
+            <w:shd w:val="clear" w:color="auto" w:fill="FFFFFF"/>
+            <w:tcMar>
+              <w:top w:w="0" w:type="dxa"/>
+              <w:bottom w:w="0" w:type="dxa"/>
+              <w:left w:w="0" w:type="dxa"/>
+              <w:right w:w="0" w:type="dxa"/>
+            </w:tcMar>
+            <w:vAlign w:val="center"/>
+          </w:tcPr>
+          <w:p>
+            <w:pPr>
+              <w:pStyle w:val="Normal"/>
+              <w:jc w:val="left"/>
+              <w:pBdr>
+                <w:bottom w:val="none" w:sz="0" w:space="0" w:color="000000"/>
+                <w:top w:val="none" w:sz="0" w:space="0" w:color="000000"/>
+                <w:left w:val="none" w:sz="0" w:space="0" w:color="000000"/>
+                <w:right w:val="none" w:sz="0" w:space="0" w:color="000000"/>
+              </w:pBdr>
+              <w:spacing w:after="100" w:before="100" w:line="240"/>
+              <w:ind w:left="100" w:right="100" w:firstLine="0" w:firstLineChars="0"/>
+              <w:rPr>
+                <w:rFonts w:ascii="Times New Roman" w:hAnsi="Times New Roman" w:eastAsia="Times New Roman" w:cs="Times New Roman"/>
+                <w:i w:val="false"/>
+                <w:b w:val="false"/>
+                <w:u w:val="none"/>
+                <w:strike w:val="false"/>
+                <w:sz w:val="18"/>
+                <w:szCs w:val="18"/>
+                <w:color w:val="000000"/>
+              </w:rPr>
+            </w:pPr>
+            <w:r>
+              <w:rPr>
+                <w:rFonts w:ascii="Times New Roman" w:hAnsi="Times New Roman" w:eastAsia="Times New Roman" w:cs="Times New Roman"/>
+                <w:i w:val="false"/>
+                <w:b w:val="false"/>
+                <w:u w:val="none"/>
+                <w:strike w:val="false"/>
+                <w:sz w:val="18"/>
+                <w:szCs w:val="18"/>
+                <w:color w:val="000000"/>
+              </w:rPr>
+              <w:t xml:space="preserve">84.5% (79.0–90.5)</w:t>
+            </w:r>
+          </w:p>
+        </w:tc>
+        <w:tc>
+          <w:tcPr>
+            <w:tcBorders>
+              <w:bottom w:val="none" w:sz="0" w:space="0" w:color="000000"/>
+              <w:top w:val="none" w:sz="0" w:space="0" w:color="000000"/>
+              <w:left w:val="none" w:sz="0" w:space="0" w:color="000000"/>
+              <w:right w:val="none" w:sz="0" w:space="0" w:color="000000"/>
+            </w:tcBorders>
+            <w:shd w:val="clear" w:color="auto" w:fill="FFFFFF"/>
+            <w:tcMar>
+              <w:top w:w="0" w:type="dxa"/>
+              <w:bottom w:w="0" w:type="dxa"/>
+              <w:left w:w="0" w:type="dxa"/>
+              <w:right w:w="0" w:type="dxa"/>
+            </w:tcMar>
+            <w:vAlign w:val="center"/>
+          </w:tcPr>
+          <w:p>
+            <w:pPr>
+              <w:pStyle w:val="Normal"/>
+              <w:jc w:val="left"/>
+              <w:pBdr>
+                <w:bottom w:val="none" w:sz="0" w:space="0" w:color="000000"/>
+                <w:top w:val="none" w:sz="0" w:space="0" w:color="000000"/>
+                <w:left w:val="none" w:sz="0" w:space="0" w:color="000000"/>
+                <w:right w:val="none" w:sz="0" w:space="0" w:color="000000"/>
+              </w:pBdr>
+              <w:spacing w:after="100" w:before="100" w:line="240"/>
+              <w:ind w:left="100" w:right="100" w:firstLine="0" w:firstLineChars="0"/>
+              <w:rPr>
+                <w:rFonts w:ascii="Times New Roman" w:hAnsi="Times New Roman" w:eastAsia="Times New Roman" w:cs="Times New Roman"/>
+                <w:i w:val="false"/>
+                <w:b w:val="false"/>
+                <w:u w:val="none"/>
+                <w:strike w:val="false"/>
+                <w:sz w:val="18"/>
+                <w:szCs w:val="18"/>
+                <w:color w:val="000000"/>
+              </w:rPr>
+            </w:pPr>
+            <w:r>
+              <w:rPr>
+                <w:rFonts w:ascii="Times New Roman" w:hAnsi="Times New Roman" w:eastAsia="Times New Roman" w:cs="Times New Roman"/>
+                <w:i w:val="false"/>
+                <w:b w:val="false"/>
+                <w:u w:val="none"/>
+                <w:strike w:val="false"/>
+                <w:sz w:val="18"/>
+                <w:szCs w:val="18"/>
+                <w:color w:val="000000"/>
+              </w:rPr>
+              <w:t xml:space="preserve">70.4% (59.7–83.0)</w:t>
+            </w:r>
+          </w:p>
+        </w:tc>
+      </w:tr>
+      <w:tr>
+        <w:trPr>
           <w:trHeight w:val="575" w:hRule="auto"/>
         </w:trPr>
         <w:tc>
@@ -7119,7 +7899,7 @@
                 <w:szCs w:val="18"/>
                 <w:color w:val="000000"/>
               </w:rPr>
-              <w:t xml:space="preserve">MS4A1</w:t>
+              <w:t xml:space="preserve">HIST1H2AC</w:t>
             </w:r>
           </w:p>
         </w:tc>
@@ -7284,7 +8064,7 @@
                 <w:szCs w:val="18"/>
                 <w:color w:val="000000"/>
               </w:rPr>
-              <w:t xml:space="preserve">34</w:t>
+              <w:t xml:space="preserve">59</w:t>
             </w:r>
           </w:p>
         </w:tc>
@@ -7339,7 +8119,7 @@
                 <w:szCs w:val="18"/>
                 <w:color w:val="000000"/>
               </w:rPr>
-              <w:t xml:space="preserve">99.9 (99.9–NR)</w:t>
+              <w:t xml:space="preserve">81.3 (56.2–NR)</w:t>
             </w:r>
           </w:p>
         </w:tc>
@@ -7394,7 +8174,7 @@
                 <w:szCs w:val="18"/>
                 <w:color w:val="000000"/>
               </w:rPr>
-              <w:t xml:space="preserve">81.0% (74.2–88.6)</w:t>
+              <w:t xml:space="preserve">71.8% (64.8–79.4)</w:t>
             </w:r>
           </w:p>
         </w:tc>
@@ -7449,7 +8229,7 @@
                 <w:szCs w:val="18"/>
                 <w:color w:val="000000"/>
               </w:rPr>
-              <w:t xml:space="preserve">73.4% (63.3–85.1)</w:t>
+              <w:t xml:space="preserve">59.0% (49.3–70.7)</w:t>
             </w:r>
           </w:p>
         </w:tc>

--- a/output/tables/COAD/COAD_km_summary.docx
+++ b/output/tables/COAD/COAD_km_summary.docx
@@ -7846,6 +7846,786 @@
       </w:tr>
       <w:tr>
         <w:trPr>
+          <w:trHeight w:val="560" w:hRule="auto"/>
+        </w:trPr>
+        <w:tc>
+          <w:tcPr>
+            <w:tcBorders>
+              <w:bottom w:val="none" w:sz="0" w:space="0" w:color="000000"/>
+              <w:top w:val="none" w:sz="0" w:space="0" w:color="000000"/>
+              <w:left w:val="none" w:sz="0" w:space="0" w:color="000000"/>
+              <w:right w:val="none" w:sz="0" w:space="0" w:color="000000"/>
+            </w:tcBorders>
+            <w:shd w:val="clear" w:color="auto" w:fill="FFFFFF"/>
+            <w:tcMar>
+              <w:top w:w="0" w:type="dxa"/>
+              <w:bottom w:w="0" w:type="dxa"/>
+              <w:left w:w="0" w:type="dxa"/>
+              <w:right w:w="0" w:type="dxa"/>
+            </w:tcMar>
+            <w:vAlign w:val="center"/>
+          </w:tcPr>
+          <w:p>
+            <w:pPr>
+              <w:pStyle w:val="Normal"/>
+              <w:jc w:val="left"/>
+              <w:pBdr>
+                <w:bottom w:val="none" w:sz="0" w:space="0" w:color="000000"/>
+                <w:top w:val="none" w:sz="0" w:space="0" w:color="000000"/>
+                <w:left w:val="none" w:sz="0" w:space="0" w:color="000000"/>
+                <w:right w:val="none" w:sz="0" w:space="0" w:color="000000"/>
+              </w:pBdr>
+              <w:spacing w:after="100" w:before="100" w:line="240"/>
+              <w:ind w:left="100" w:right="100" w:firstLine="0" w:firstLineChars="0"/>
+              <w:rPr>
+                <w:rFonts w:ascii="Times New Roman" w:hAnsi="Times New Roman" w:eastAsia="Times New Roman" w:cs="Times New Roman"/>
+                <w:i w:val="false"/>
+                <w:b w:val="false"/>
+                <w:u w:val="none"/>
+                <w:strike w:val="false"/>
+                <w:sz w:val="18"/>
+                <w:szCs w:val="18"/>
+                <w:color w:val="000000"/>
+              </w:rPr>
+            </w:pPr>
+            <w:r>
+              <w:rPr>
+                <w:rFonts w:ascii="Times New Roman" w:hAnsi="Times New Roman" w:eastAsia="Times New Roman" w:cs="Times New Roman"/>
+                <w:i w:val="false"/>
+                <w:b w:val="false"/>
+                <w:u w:val="none"/>
+                <w:strike w:val="false"/>
+                <w:sz w:val="18"/>
+                <w:szCs w:val="18"/>
+                <w:color w:val="000000"/>
+              </w:rPr>
+              <w:t xml:space="preserve">HIST1H2AC</w:t>
+            </w:r>
+          </w:p>
+        </w:tc>
+        <w:tc>
+          <w:tcPr>
+            <w:tcBorders>
+              <w:bottom w:val="none" w:sz="0" w:space="0" w:color="000000"/>
+              <w:top w:val="none" w:sz="0" w:space="0" w:color="000000"/>
+              <w:left w:val="none" w:sz="0" w:space="0" w:color="000000"/>
+              <w:right w:val="none" w:sz="0" w:space="0" w:color="000000"/>
+            </w:tcBorders>
+            <w:shd w:val="clear" w:color="auto" w:fill="FFFFFF"/>
+            <w:tcMar>
+              <w:top w:w="0" w:type="dxa"/>
+              <w:bottom w:w="0" w:type="dxa"/>
+              <w:left w:w="0" w:type="dxa"/>
+              <w:right w:w="0" w:type="dxa"/>
+            </w:tcMar>
+            <w:vAlign w:val="center"/>
+          </w:tcPr>
+          <w:p>
+            <w:pPr>
+              <w:pStyle w:val="Normal"/>
+              <w:jc w:val="left"/>
+              <w:pBdr>
+                <w:bottom w:val="none" w:sz="0" w:space="0" w:color="000000"/>
+                <w:top w:val="none" w:sz="0" w:space="0" w:color="000000"/>
+                <w:left w:val="none" w:sz="0" w:space="0" w:color="000000"/>
+                <w:right w:val="none" w:sz="0" w:space="0" w:color="000000"/>
+              </w:pBdr>
+              <w:spacing w:after="100" w:before="100" w:line="240"/>
+              <w:ind w:left="100" w:right="100" w:firstLine="0" w:firstLineChars="0"/>
+              <w:rPr>
+                <w:rFonts w:ascii="Times New Roman" w:hAnsi="Times New Roman" w:eastAsia="Times New Roman" w:cs="Times New Roman"/>
+                <w:i w:val="false"/>
+                <w:b w:val="false"/>
+                <w:u w:val="none"/>
+                <w:strike w:val="false"/>
+                <w:sz w:val="18"/>
+                <w:szCs w:val="18"/>
+                <w:color w:val="000000"/>
+              </w:rPr>
+            </w:pPr>
+            <w:r>
+              <w:rPr>
+                <w:rFonts w:ascii="Times New Roman" w:hAnsi="Times New Roman" w:eastAsia="Times New Roman" w:cs="Times New Roman"/>
+                <w:i w:val="false"/>
+                <w:b w:val="false"/>
+                <w:u w:val="none"/>
+                <w:strike w:val="false"/>
+                <w:sz w:val="18"/>
+                <w:szCs w:val="18"/>
+                <w:color w:val="000000"/>
+              </w:rPr>
+              <w:t xml:space="preserve">High</w:t>
+            </w:r>
+          </w:p>
+        </w:tc>
+        <w:tc>
+          <w:tcPr>
+            <w:tcBorders>
+              <w:bottom w:val="none" w:sz="0" w:space="0" w:color="000000"/>
+              <w:top w:val="none" w:sz="0" w:space="0" w:color="000000"/>
+              <w:left w:val="none" w:sz="0" w:space="0" w:color="000000"/>
+              <w:right w:val="none" w:sz="0" w:space="0" w:color="000000"/>
+            </w:tcBorders>
+            <w:shd w:val="clear" w:color="auto" w:fill="FFFFFF"/>
+            <w:tcMar>
+              <w:top w:w="0" w:type="dxa"/>
+              <w:bottom w:w="0" w:type="dxa"/>
+              <w:left w:w="0" w:type="dxa"/>
+              <w:right w:w="0" w:type="dxa"/>
+            </w:tcMar>
+            <w:vAlign w:val="center"/>
+          </w:tcPr>
+          <w:p>
+            <w:pPr>
+              <w:pStyle w:val="Normal"/>
+              <w:jc w:val="right"/>
+              <w:pBdr>
+                <w:bottom w:val="none" w:sz="0" w:space="0" w:color="000000"/>
+                <w:top w:val="none" w:sz="0" w:space="0" w:color="000000"/>
+                <w:left w:val="none" w:sz="0" w:space="0" w:color="000000"/>
+                <w:right w:val="none" w:sz="0" w:space="0" w:color="000000"/>
+              </w:pBdr>
+              <w:spacing w:after="100" w:before="100" w:line="240"/>
+              <w:ind w:left="100" w:right="100" w:firstLine="0" w:firstLineChars="0"/>
+              <w:rPr>
+                <w:rFonts w:ascii="Times New Roman" w:hAnsi="Times New Roman" w:eastAsia="Times New Roman" w:cs="Times New Roman"/>
+                <w:i w:val="false"/>
+                <w:b w:val="false"/>
+                <w:u w:val="none"/>
+                <w:strike w:val="false"/>
+                <w:sz w:val="18"/>
+                <w:szCs w:val="18"/>
+                <w:color w:val="000000"/>
+              </w:rPr>
+            </w:pPr>
+            <w:r>
+              <w:rPr>
+                <w:rFonts w:ascii="Times New Roman" w:hAnsi="Times New Roman" w:eastAsia="Times New Roman" w:cs="Times New Roman"/>
+                <w:i w:val="false"/>
+                <w:b w:val="false"/>
+                <w:u w:val="none"/>
+                <w:strike w:val="false"/>
+                <w:sz w:val="18"/>
+                <w:szCs w:val="18"/>
+                <w:color w:val="000000"/>
+              </w:rPr>
+              <w:t xml:space="preserve">220</w:t>
+            </w:r>
+          </w:p>
+        </w:tc>
+        <w:tc>
+          <w:tcPr>
+            <w:tcBorders>
+              <w:bottom w:val="none" w:sz="0" w:space="0" w:color="000000"/>
+              <w:top w:val="none" w:sz="0" w:space="0" w:color="000000"/>
+              <w:left w:val="none" w:sz="0" w:space="0" w:color="000000"/>
+              <w:right w:val="none" w:sz="0" w:space="0" w:color="000000"/>
+            </w:tcBorders>
+            <w:shd w:val="clear" w:color="auto" w:fill="FFFFFF"/>
+            <w:tcMar>
+              <w:top w:w="0" w:type="dxa"/>
+              <w:bottom w:w="0" w:type="dxa"/>
+              <w:left w:w="0" w:type="dxa"/>
+              <w:right w:w="0" w:type="dxa"/>
+            </w:tcMar>
+            <w:vAlign w:val="center"/>
+          </w:tcPr>
+          <w:p>
+            <w:pPr>
+              <w:pStyle w:val="Normal"/>
+              <w:jc w:val="right"/>
+              <w:pBdr>
+                <w:bottom w:val="none" w:sz="0" w:space="0" w:color="000000"/>
+                <w:top w:val="none" w:sz="0" w:space="0" w:color="000000"/>
+                <w:left w:val="none" w:sz="0" w:space="0" w:color="000000"/>
+                <w:right w:val="none" w:sz="0" w:space="0" w:color="000000"/>
+              </w:pBdr>
+              <w:spacing w:after="100" w:before="100" w:line="240"/>
+              <w:ind w:left="100" w:right="100" w:firstLine="0" w:firstLineChars="0"/>
+              <w:rPr>
+                <w:rFonts w:ascii="Times New Roman" w:hAnsi="Times New Roman" w:eastAsia="Times New Roman" w:cs="Times New Roman"/>
+                <w:i w:val="false"/>
+                <w:b w:val="false"/>
+                <w:u w:val="none"/>
+                <w:strike w:val="false"/>
+                <w:sz w:val="18"/>
+                <w:szCs w:val="18"/>
+                <w:color w:val="000000"/>
+              </w:rPr>
+            </w:pPr>
+            <w:r>
+              <w:rPr>
+                <w:rFonts w:ascii="Times New Roman" w:hAnsi="Times New Roman" w:eastAsia="Times New Roman" w:cs="Times New Roman"/>
+                <w:i w:val="false"/>
+                <w:b w:val="false"/>
+                <w:u w:val="none"/>
+                <w:strike w:val="false"/>
+                <w:sz w:val="18"/>
+                <w:szCs w:val="18"/>
+                <w:color w:val="000000"/>
+              </w:rPr>
+              <w:t xml:space="preserve">59</w:t>
+            </w:r>
+          </w:p>
+        </w:tc>
+        <w:tc>
+          <w:tcPr>
+            <w:tcBorders>
+              <w:bottom w:val="none" w:sz="0" w:space="0" w:color="000000"/>
+              <w:top w:val="none" w:sz="0" w:space="0" w:color="000000"/>
+              <w:left w:val="none" w:sz="0" w:space="0" w:color="000000"/>
+              <w:right w:val="none" w:sz="0" w:space="0" w:color="000000"/>
+            </w:tcBorders>
+            <w:shd w:val="clear" w:color="auto" w:fill="FFFFFF"/>
+            <w:tcMar>
+              <w:top w:w="0" w:type="dxa"/>
+              <w:bottom w:w="0" w:type="dxa"/>
+              <w:left w:w="0" w:type="dxa"/>
+              <w:right w:w="0" w:type="dxa"/>
+            </w:tcMar>
+            <w:vAlign w:val="center"/>
+          </w:tcPr>
+          <w:p>
+            <w:pPr>
+              <w:pStyle w:val="Normal"/>
+              <w:jc w:val="left"/>
+              <w:pBdr>
+                <w:bottom w:val="none" w:sz="0" w:space="0" w:color="000000"/>
+                <w:top w:val="none" w:sz="0" w:space="0" w:color="000000"/>
+                <w:left w:val="none" w:sz="0" w:space="0" w:color="000000"/>
+                <w:right w:val="none" w:sz="0" w:space="0" w:color="000000"/>
+              </w:pBdr>
+              <w:spacing w:after="100" w:before="100" w:line="240"/>
+              <w:ind w:left="100" w:right="100" w:firstLine="0" w:firstLineChars="0"/>
+              <w:rPr>
+                <w:rFonts w:ascii="Times New Roman" w:hAnsi="Times New Roman" w:eastAsia="Times New Roman" w:cs="Times New Roman"/>
+                <w:i w:val="false"/>
+                <w:b w:val="false"/>
+                <w:u w:val="none"/>
+                <w:strike w:val="false"/>
+                <w:sz w:val="18"/>
+                <w:szCs w:val="18"/>
+                <w:color w:val="000000"/>
+              </w:rPr>
+            </w:pPr>
+            <w:r>
+              <w:rPr>
+                <w:rFonts w:ascii="Times New Roman" w:hAnsi="Times New Roman" w:eastAsia="Times New Roman" w:cs="Times New Roman"/>
+                <w:i w:val="false"/>
+                <w:b w:val="false"/>
+                <w:u w:val="none"/>
+                <w:strike w:val="false"/>
+                <w:sz w:val="18"/>
+                <w:szCs w:val="18"/>
+                <w:color w:val="000000"/>
+              </w:rPr>
+              <w:t xml:space="preserve">81.3 (56.2–NR)</w:t>
+            </w:r>
+          </w:p>
+        </w:tc>
+        <w:tc>
+          <w:tcPr>
+            <w:tcBorders>
+              <w:bottom w:val="none" w:sz="0" w:space="0" w:color="000000"/>
+              <w:top w:val="none" w:sz="0" w:space="0" w:color="000000"/>
+              <w:left w:val="none" w:sz="0" w:space="0" w:color="000000"/>
+              <w:right w:val="none" w:sz="0" w:space="0" w:color="000000"/>
+            </w:tcBorders>
+            <w:shd w:val="clear" w:color="auto" w:fill="FFFFFF"/>
+            <w:tcMar>
+              <w:top w:w="0" w:type="dxa"/>
+              <w:bottom w:w="0" w:type="dxa"/>
+              <w:left w:w="0" w:type="dxa"/>
+              <w:right w:w="0" w:type="dxa"/>
+            </w:tcMar>
+            <w:vAlign w:val="center"/>
+          </w:tcPr>
+          <w:p>
+            <w:pPr>
+              <w:pStyle w:val="Normal"/>
+              <w:jc w:val="left"/>
+              <w:pBdr>
+                <w:bottom w:val="none" w:sz="0" w:space="0" w:color="000000"/>
+                <w:top w:val="none" w:sz="0" w:space="0" w:color="000000"/>
+                <w:left w:val="none" w:sz="0" w:space="0" w:color="000000"/>
+                <w:right w:val="none" w:sz="0" w:space="0" w:color="000000"/>
+              </w:pBdr>
+              <w:spacing w:after="100" w:before="100" w:line="240"/>
+              <w:ind w:left="100" w:right="100" w:firstLine="0" w:firstLineChars="0"/>
+              <w:rPr>
+                <w:rFonts w:ascii="Times New Roman" w:hAnsi="Times New Roman" w:eastAsia="Times New Roman" w:cs="Times New Roman"/>
+                <w:i w:val="false"/>
+                <w:b w:val="false"/>
+                <w:u w:val="none"/>
+                <w:strike w:val="false"/>
+                <w:sz w:val="18"/>
+                <w:szCs w:val="18"/>
+                <w:color w:val="000000"/>
+              </w:rPr>
+            </w:pPr>
+            <w:r>
+              <w:rPr>
+                <w:rFonts w:ascii="Times New Roman" w:hAnsi="Times New Roman" w:eastAsia="Times New Roman" w:cs="Times New Roman"/>
+                <w:i w:val="false"/>
+                <w:b w:val="false"/>
+                <w:u w:val="none"/>
+                <w:strike w:val="false"/>
+                <w:sz w:val="18"/>
+                <w:szCs w:val="18"/>
+                <w:color w:val="000000"/>
+              </w:rPr>
+              <w:t xml:space="preserve">71.8% (64.8–79.4)</w:t>
+            </w:r>
+          </w:p>
+        </w:tc>
+        <w:tc>
+          <w:tcPr>
+            <w:tcBorders>
+              <w:bottom w:val="none" w:sz="0" w:space="0" w:color="000000"/>
+              <w:top w:val="none" w:sz="0" w:space="0" w:color="000000"/>
+              <w:left w:val="none" w:sz="0" w:space="0" w:color="000000"/>
+              <w:right w:val="none" w:sz="0" w:space="0" w:color="000000"/>
+            </w:tcBorders>
+            <w:shd w:val="clear" w:color="auto" w:fill="FFFFFF"/>
+            <w:tcMar>
+              <w:top w:w="0" w:type="dxa"/>
+              <w:bottom w:w="0" w:type="dxa"/>
+              <w:left w:w="0" w:type="dxa"/>
+              <w:right w:w="0" w:type="dxa"/>
+            </w:tcMar>
+            <w:vAlign w:val="center"/>
+          </w:tcPr>
+          <w:p>
+            <w:pPr>
+              <w:pStyle w:val="Normal"/>
+              <w:jc w:val="left"/>
+              <w:pBdr>
+                <w:bottom w:val="none" w:sz="0" w:space="0" w:color="000000"/>
+                <w:top w:val="none" w:sz="0" w:space="0" w:color="000000"/>
+                <w:left w:val="none" w:sz="0" w:space="0" w:color="000000"/>
+                <w:right w:val="none" w:sz="0" w:space="0" w:color="000000"/>
+              </w:pBdr>
+              <w:spacing w:after="100" w:before="100" w:line="240"/>
+              <w:ind w:left="100" w:right="100" w:firstLine="0" w:firstLineChars="0"/>
+              <w:rPr>
+                <w:rFonts w:ascii="Times New Roman" w:hAnsi="Times New Roman" w:eastAsia="Times New Roman" w:cs="Times New Roman"/>
+                <w:i w:val="false"/>
+                <w:b w:val="false"/>
+                <w:u w:val="none"/>
+                <w:strike w:val="false"/>
+                <w:sz w:val="18"/>
+                <w:szCs w:val="18"/>
+                <w:color w:val="000000"/>
+              </w:rPr>
+            </w:pPr>
+            <w:r>
+              <w:rPr>
+                <w:rFonts w:ascii="Times New Roman" w:hAnsi="Times New Roman" w:eastAsia="Times New Roman" w:cs="Times New Roman"/>
+                <w:i w:val="false"/>
+                <w:b w:val="false"/>
+                <w:u w:val="none"/>
+                <w:strike w:val="false"/>
+                <w:sz w:val="18"/>
+                <w:szCs w:val="18"/>
+                <w:color w:val="000000"/>
+              </w:rPr>
+              <w:t xml:space="preserve">59.0% (49.3–70.7)</w:t>
+            </w:r>
+          </w:p>
+        </w:tc>
+      </w:tr>
+      <w:tr>
+        <w:trPr>
+          <w:trHeight w:val="560" w:hRule="auto"/>
+        </w:trPr>
+        <w:tc>
+          <w:tcPr>
+            <w:tcBorders>
+              <w:bottom w:val="none" w:sz="0" w:space="0" w:color="000000"/>
+              <w:top w:val="none" w:sz="0" w:space="0" w:color="000000"/>
+              <w:left w:val="none" w:sz="0" w:space="0" w:color="000000"/>
+              <w:right w:val="none" w:sz="0" w:space="0" w:color="000000"/>
+            </w:tcBorders>
+            <w:shd w:val="clear" w:color="auto" w:fill="FFFFFF"/>
+            <w:tcMar>
+              <w:top w:w="0" w:type="dxa"/>
+              <w:bottom w:w="0" w:type="dxa"/>
+              <w:left w:w="0" w:type="dxa"/>
+              <w:right w:w="0" w:type="dxa"/>
+            </w:tcMar>
+            <w:vAlign w:val="center"/>
+          </w:tcPr>
+          <w:p>
+            <w:pPr>
+              <w:pStyle w:val="Normal"/>
+              <w:jc w:val="left"/>
+              <w:pBdr>
+                <w:bottom w:val="none" w:sz="0" w:space="0" w:color="000000"/>
+                <w:top w:val="none" w:sz="0" w:space="0" w:color="000000"/>
+                <w:left w:val="none" w:sz="0" w:space="0" w:color="000000"/>
+                <w:right w:val="none" w:sz="0" w:space="0" w:color="000000"/>
+              </w:pBdr>
+              <w:spacing w:after="100" w:before="100" w:line="240"/>
+              <w:ind w:left="100" w:right="100" w:firstLine="0" w:firstLineChars="0"/>
+              <w:rPr>
+                <w:rFonts w:ascii="Times New Roman" w:hAnsi="Times New Roman" w:eastAsia="Times New Roman" w:cs="Times New Roman"/>
+                <w:i w:val="false"/>
+                <w:b w:val="false"/>
+                <w:u w:val="none"/>
+                <w:strike w:val="false"/>
+                <w:sz w:val="18"/>
+                <w:szCs w:val="18"/>
+                <w:color w:val="000000"/>
+              </w:rPr>
+            </w:pPr>
+            <w:r>
+              <w:rPr>
+                <w:rFonts w:ascii="Times New Roman" w:hAnsi="Times New Roman" w:eastAsia="Times New Roman" w:cs="Times New Roman"/>
+                <w:i w:val="false"/>
+                <w:b w:val="false"/>
+                <w:u w:val="none"/>
+                <w:strike w:val="false"/>
+                <w:sz w:val="18"/>
+                <w:szCs w:val="18"/>
+                <w:color w:val="000000"/>
+              </w:rPr>
+              <w:t xml:space="preserve">MAD2L1</w:t>
+            </w:r>
+          </w:p>
+        </w:tc>
+        <w:tc>
+          <w:tcPr>
+            <w:tcBorders>
+              <w:bottom w:val="none" w:sz="0" w:space="0" w:color="000000"/>
+              <w:top w:val="none" w:sz="0" w:space="0" w:color="000000"/>
+              <w:left w:val="none" w:sz="0" w:space="0" w:color="000000"/>
+              <w:right w:val="none" w:sz="0" w:space="0" w:color="000000"/>
+            </w:tcBorders>
+            <w:shd w:val="clear" w:color="auto" w:fill="FFFFFF"/>
+            <w:tcMar>
+              <w:top w:w="0" w:type="dxa"/>
+              <w:bottom w:w="0" w:type="dxa"/>
+              <w:left w:w="0" w:type="dxa"/>
+              <w:right w:w="0" w:type="dxa"/>
+            </w:tcMar>
+            <w:vAlign w:val="center"/>
+          </w:tcPr>
+          <w:p>
+            <w:pPr>
+              <w:pStyle w:val="Normal"/>
+              <w:jc w:val="left"/>
+              <w:pBdr>
+                <w:bottom w:val="none" w:sz="0" w:space="0" w:color="000000"/>
+                <w:top w:val="none" w:sz="0" w:space="0" w:color="000000"/>
+                <w:left w:val="none" w:sz="0" w:space="0" w:color="000000"/>
+                <w:right w:val="none" w:sz="0" w:space="0" w:color="000000"/>
+              </w:pBdr>
+              <w:spacing w:after="100" w:before="100" w:line="240"/>
+              <w:ind w:left="100" w:right="100" w:firstLine="0" w:firstLineChars="0"/>
+              <w:rPr>
+                <w:rFonts w:ascii="Times New Roman" w:hAnsi="Times New Roman" w:eastAsia="Times New Roman" w:cs="Times New Roman"/>
+                <w:i w:val="false"/>
+                <w:b w:val="false"/>
+                <w:u w:val="none"/>
+                <w:strike w:val="false"/>
+                <w:sz w:val="18"/>
+                <w:szCs w:val="18"/>
+                <w:color w:val="000000"/>
+              </w:rPr>
+            </w:pPr>
+            <w:r>
+              <w:rPr>
+                <w:rFonts w:ascii="Times New Roman" w:hAnsi="Times New Roman" w:eastAsia="Times New Roman" w:cs="Times New Roman"/>
+                <w:i w:val="false"/>
+                <w:b w:val="false"/>
+                <w:u w:val="none"/>
+                <w:strike w:val="false"/>
+                <w:sz w:val="18"/>
+                <w:szCs w:val="18"/>
+                <w:color w:val="000000"/>
+              </w:rPr>
+              <w:t xml:space="preserve">Low</w:t>
+            </w:r>
+          </w:p>
+        </w:tc>
+        <w:tc>
+          <w:tcPr>
+            <w:tcBorders>
+              <w:bottom w:val="none" w:sz="0" w:space="0" w:color="000000"/>
+              <w:top w:val="none" w:sz="0" w:space="0" w:color="000000"/>
+              <w:left w:val="none" w:sz="0" w:space="0" w:color="000000"/>
+              <w:right w:val="none" w:sz="0" w:space="0" w:color="000000"/>
+            </w:tcBorders>
+            <w:shd w:val="clear" w:color="auto" w:fill="FFFFFF"/>
+            <w:tcMar>
+              <w:top w:w="0" w:type="dxa"/>
+              <w:bottom w:w="0" w:type="dxa"/>
+              <w:left w:w="0" w:type="dxa"/>
+              <w:right w:w="0" w:type="dxa"/>
+            </w:tcMar>
+            <w:vAlign w:val="center"/>
+          </w:tcPr>
+          <w:p>
+            <w:pPr>
+              <w:pStyle w:val="Normal"/>
+              <w:jc w:val="right"/>
+              <w:pBdr>
+                <w:bottom w:val="none" w:sz="0" w:space="0" w:color="000000"/>
+                <w:top w:val="none" w:sz="0" w:space="0" w:color="000000"/>
+                <w:left w:val="none" w:sz="0" w:space="0" w:color="000000"/>
+                <w:right w:val="none" w:sz="0" w:space="0" w:color="000000"/>
+              </w:pBdr>
+              <w:spacing w:after="100" w:before="100" w:line="240"/>
+              <w:ind w:left="100" w:right="100" w:firstLine="0" w:firstLineChars="0"/>
+              <w:rPr>
+                <w:rFonts w:ascii="Times New Roman" w:hAnsi="Times New Roman" w:eastAsia="Times New Roman" w:cs="Times New Roman"/>
+                <w:i w:val="false"/>
+                <w:b w:val="false"/>
+                <w:u w:val="none"/>
+                <w:strike w:val="false"/>
+                <w:sz w:val="18"/>
+                <w:szCs w:val="18"/>
+                <w:color w:val="000000"/>
+              </w:rPr>
+            </w:pPr>
+            <w:r>
+              <w:rPr>
+                <w:rFonts w:ascii="Times New Roman" w:hAnsi="Times New Roman" w:eastAsia="Times New Roman" w:cs="Times New Roman"/>
+                <w:i w:val="false"/>
+                <w:b w:val="false"/>
+                <w:u w:val="none"/>
+                <w:strike w:val="false"/>
+                <w:sz w:val="18"/>
+                <w:szCs w:val="18"/>
+                <w:color w:val="000000"/>
+              </w:rPr>
+              <w:t xml:space="preserve">219</w:t>
+            </w:r>
+          </w:p>
+        </w:tc>
+        <w:tc>
+          <w:tcPr>
+            <w:tcBorders>
+              <w:bottom w:val="none" w:sz="0" w:space="0" w:color="000000"/>
+              <w:top w:val="none" w:sz="0" w:space="0" w:color="000000"/>
+              <w:left w:val="none" w:sz="0" w:space="0" w:color="000000"/>
+              <w:right w:val="none" w:sz="0" w:space="0" w:color="000000"/>
+            </w:tcBorders>
+            <w:shd w:val="clear" w:color="auto" w:fill="FFFFFF"/>
+            <w:tcMar>
+              <w:top w:w="0" w:type="dxa"/>
+              <w:bottom w:w="0" w:type="dxa"/>
+              <w:left w:w="0" w:type="dxa"/>
+              <w:right w:w="0" w:type="dxa"/>
+            </w:tcMar>
+            <w:vAlign w:val="center"/>
+          </w:tcPr>
+          <w:p>
+            <w:pPr>
+              <w:pStyle w:val="Normal"/>
+              <w:jc w:val="right"/>
+              <w:pBdr>
+                <w:bottom w:val="none" w:sz="0" w:space="0" w:color="000000"/>
+                <w:top w:val="none" w:sz="0" w:space="0" w:color="000000"/>
+                <w:left w:val="none" w:sz="0" w:space="0" w:color="000000"/>
+                <w:right w:val="none" w:sz="0" w:space="0" w:color="000000"/>
+              </w:pBdr>
+              <w:spacing w:after="100" w:before="100" w:line="240"/>
+              <w:ind w:left="100" w:right="100" w:firstLine="0" w:firstLineChars="0"/>
+              <w:rPr>
+                <w:rFonts w:ascii="Times New Roman" w:hAnsi="Times New Roman" w:eastAsia="Times New Roman" w:cs="Times New Roman"/>
+                <w:i w:val="false"/>
+                <w:b w:val="false"/>
+                <w:u w:val="none"/>
+                <w:strike w:val="false"/>
+                <w:sz w:val="18"/>
+                <w:szCs w:val="18"/>
+                <w:color w:val="000000"/>
+              </w:rPr>
+            </w:pPr>
+            <w:r>
+              <w:rPr>
+                <w:rFonts w:ascii="Times New Roman" w:hAnsi="Times New Roman" w:eastAsia="Times New Roman" w:cs="Times New Roman"/>
+                <w:i w:val="false"/>
+                <w:b w:val="false"/>
+                <w:u w:val="none"/>
+                <w:strike w:val="false"/>
+                <w:sz w:val="18"/>
+                <w:szCs w:val="18"/>
+                <w:color w:val="000000"/>
+              </w:rPr>
+              <w:t xml:space="preserve">55</w:t>
+            </w:r>
+          </w:p>
+        </w:tc>
+        <w:tc>
+          <w:tcPr>
+            <w:tcBorders>
+              <w:bottom w:val="none" w:sz="0" w:space="0" w:color="000000"/>
+              <w:top w:val="none" w:sz="0" w:space="0" w:color="000000"/>
+              <w:left w:val="none" w:sz="0" w:space="0" w:color="000000"/>
+              <w:right w:val="none" w:sz="0" w:space="0" w:color="000000"/>
+            </w:tcBorders>
+            <w:shd w:val="clear" w:color="auto" w:fill="FFFFFF"/>
+            <w:tcMar>
+              <w:top w:w="0" w:type="dxa"/>
+              <w:bottom w:w="0" w:type="dxa"/>
+              <w:left w:w="0" w:type="dxa"/>
+              <w:right w:w="0" w:type="dxa"/>
+            </w:tcMar>
+            <w:vAlign w:val="center"/>
+          </w:tcPr>
+          <w:p>
+            <w:pPr>
+              <w:pStyle w:val="Normal"/>
+              <w:jc w:val="left"/>
+              <w:pBdr>
+                <w:bottom w:val="none" w:sz="0" w:space="0" w:color="000000"/>
+                <w:top w:val="none" w:sz="0" w:space="0" w:color="000000"/>
+                <w:left w:val="none" w:sz="0" w:space="0" w:color="000000"/>
+                <w:right w:val="none" w:sz="0" w:space="0" w:color="000000"/>
+              </w:pBdr>
+              <w:spacing w:after="100" w:before="100" w:line="240"/>
+              <w:ind w:left="100" w:right="100" w:firstLine="0" w:firstLineChars="0"/>
+              <w:rPr>
+                <w:rFonts w:ascii="Times New Roman" w:hAnsi="Times New Roman" w:eastAsia="Times New Roman" w:cs="Times New Roman"/>
+                <w:i w:val="false"/>
+                <w:b w:val="false"/>
+                <w:u w:val="none"/>
+                <w:strike w:val="false"/>
+                <w:sz w:val="18"/>
+                <w:szCs w:val="18"/>
+                <w:color w:val="000000"/>
+              </w:rPr>
+            </w:pPr>
+            <w:r>
+              <w:rPr>
+                <w:rFonts w:ascii="Times New Roman" w:hAnsi="Times New Roman" w:eastAsia="Times New Roman" w:cs="Times New Roman"/>
+                <w:i w:val="false"/>
+                <w:b w:val="false"/>
+                <w:u w:val="none"/>
+                <w:strike w:val="false"/>
+                <w:sz w:val="18"/>
+                <w:szCs w:val="18"/>
+                <w:color w:val="000000"/>
+              </w:rPr>
+              <w:t xml:space="preserve">67.2 (60.7–NR)</w:t>
+            </w:r>
+          </w:p>
+        </w:tc>
+        <w:tc>
+          <w:tcPr>
+            <w:tcBorders>
+              <w:bottom w:val="none" w:sz="0" w:space="0" w:color="000000"/>
+              <w:top w:val="none" w:sz="0" w:space="0" w:color="000000"/>
+              <w:left w:val="none" w:sz="0" w:space="0" w:color="000000"/>
+              <w:right w:val="none" w:sz="0" w:space="0" w:color="000000"/>
+            </w:tcBorders>
+            <w:shd w:val="clear" w:color="auto" w:fill="FFFFFF"/>
+            <w:tcMar>
+              <w:top w:w="0" w:type="dxa"/>
+              <w:bottom w:w="0" w:type="dxa"/>
+              <w:left w:w="0" w:type="dxa"/>
+              <w:right w:w="0" w:type="dxa"/>
+            </w:tcMar>
+            <w:vAlign w:val="center"/>
+          </w:tcPr>
+          <w:p>
+            <w:pPr>
+              <w:pStyle w:val="Normal"/>
+              <w:jc w:val="left"/>
+              <w:pBdr>
+                <w:bottom w:val="none" w:sz="0" w:space="0" w:color="000000"/>
+                <w:top w:val="none" w:sz="0" w:space="0" w:color="000000"/>
+                <w:left w:val="none" w:sz="0" w:space="0" w:color="000000"/>
+                <w:right w:val="none" w:sz="0" w:space="0" w:color="000000"/>
+              </w:pBdr>
+              <w:spacing w:after="100" w:before="100" w:line="240"/>
+              <w:ind w:left="100" w:right="100" w:firstLine="0" w:firstLineChars="0"/>
+              <w:rPr>
+                <w:rFonts w:ascii="Times New Roman" w:hAnsi="Times New Roman" w:eastAsia="Times New Roman" w:cs="Times New Roman"/>
+                <w:i w:val="false"/>
+                <w:b w:val="false"/>
+                <w:u w:val="none"/>
+                <w:strike w:val="false"/>
+                <w:sz w:val="18"/>
+                <w:szCs w:val="18"/>
+                <w:color w:val="000000"/>
+              </w:rPr>
+            </w:pPr>
+            <w:r>
+              <w:rPr>
+                <w:rFonts w:ascii="Times New Roman" w:hAnsi="Times New Roman" w:eastAsia="Times New Roman" w:cs="Times New Roman"/>
+                <w:i w:val="false"/>
+                <w:b w:val="false"/>
+                <w:u w:val="none"/>
+                <w:strike w:val="false"/>
+                <w:sz w:val="18"/>
+                <w:szCs w:val="18"/>
+                <w:color w:val="000000"/>
+              </w:rPr>
+              <w:t xml:space="preserve">72.8% (65.9–80.5)</w:t>
+            </w:r>
+          </w:p>
+        </w:tc>
+        <w:tc>
+          <w:tcPr>
+            <w:tcBorders>
+              <w:bottom w:val="none" w:sz="0" w:space="0" w:color="000000"/>
+              <w:top w:val="none" w:sz="0" w:space="0" w:color="000000"/>
+              <w:left w:val="none" w:sz="0" w:space="0" w:color="000000"/>
+              <w:right w:val="none" w:sz="0" w:space="0" w:color="000000"/>
+            </w:tcBorders>
+            <w:shd w:val="clear" w:color="auto" w:fill="FFFFFF"/>
+            <w:tcMar>
+              <w:top w:w="0" w:type="dxa"/>
+              <w:bottom w:w="0" w:type="dxa"/>
+              <w:left w:w="0" w:type="dxa"/>
+              <w:right w:w="0" w:type="dxa"/>
+            </w:tcMar>
+            <w:vAlign w:val="center"/>
+          </w:tcPr>
+          <w:p>
+            <w:pPr>
+              <w:pStyle w:val="Normal"/>
+              <w:jc w:val="left"/>
+              <w:pBdr>
+                <w:bottom w:val="none" w:sz="0" w:space="0" w:color="000000"/>
+                <w:top w:val="none" w:sz="0" w:space="0" w:color="000000"/>
+                <w:left w:val="none" w:sz="0" w:space="0" w:color="000000"/>
+                <w:right w:val="none" w:sz="0" w:space="0" w:color="000000"/>
+              </w:pBdr>
+              <w:spacing w:after="100" w:before="100" w:line="240"/>
+              <w:ind w:left="100" w:right="100" w:firstLine="0" w:firstLineChars="0"/>
+              <w:rPr>
+                <w:rFonts w:ascii="Times New Roman" w:hAnsi="Times New Roman" w:eastAsia="Times New Roman" w:cs="Times New Roman"/>
+                <w:i w:val="false"/>
+                <w:b w:val="false"/>
+                <w:u w:val="none"/>
+                <w:strike w:val="false"/>
+                <w:sz w:val="18"/>
+                <w:szCs w:val="18"/>
+                <w:color w:val="000000"/>
+              </w:rPr>
+            </w:pPr>
+            <w:r>
+              <w:rPr>
+                <w:rFonts w:ascii="Times New Roman" w:hAnsi="Times New Roman" w:eastAsia="Times New Roman" w:cs="Times New Roman"/>
+                <w:i w:val="false"/>
+                <w:b w:val="false"/>
+                <w:u w:val="none"/>
+                <w:strike w:val="false"/>
+                <w:sz w:val="18"/>
+                <w:szCs w:val="18"/>
+                <w:color w:val="000000"/>
+              </w:rPr>
+              <w:t xml:space="preserve">60.9% (50.3–73.8)</w:t>
+            </w:r>
+          </w:p>
+        </w:tc>
+      </w:tr>
+      <w:tr>
+        <w:trPr>
           <w:trHeight w:val="575" w:hRule="auto"/>
         </w:trPr>
         <w:tc>
@@ -7899,7 +8679,7 @@
                 <w:szCs w:val="18"/>
                 <w:color w:val="000000"/>
               </w:rPr>
-              <w:t xml:space="preserve">HIST1H2AC</w:t>
+              <w:t xml:space="preserve">MAD2L1</w:t>
             </w:r>
           </w:p>
         </w:tc>
@@ -8064,7 +8844,7 @@
                 <w:szCs w:val="18"/>
                 <w:color w:val="000000"/>
               </w:rPr>
-              <w:t xml:space="preserve">59</w:t>
+              <w:t xml:space="preserve">42</w:t>
             </w:r>
           </w:p>
         </w:tc>
@@ -8119,7 +8899,7 @@
                 <w:szCs w:val="18"/>
                 <w:color w:val="000000"/>
               </w:rPr>
-              <w:t xml:space="preserve">81.3 (56.2–NR)</w:t>
+              <w:t xml:space="preserve">99.9 (83.2–NR)</w:t>
             </w:r>
           </w:p>
         </w:tc>
@@ -8174,7 +8954,7 @@
                 <w:szCs w:val="18"/>
                 <w:color w:val="000000"/>
               </w:rPr>
-              <w:t xml:space="preserve">71.8% (64.8–79.4)</w:t>
+              <w:t xml:space="preserve">82.7% (76.7–89.1)</w:t>
             </w:r>
           </w:p>
         </w:tc>
@@ -8229,7 +9009,7 @@
                 <w:szCs w:val="18"/>
                 <w:color w:val="000000"/>
               </w:rPr>
-              <w:t xml:space="preserve">59.0% (49.3–70.7)</w:t>
+              <w:t xml:space="preserve">68.0% (58.1–79.5)</w:t>
             </w:r>
           </w:p>
         </w:tc>
